--- a/pr-preview/pr-315/linear-algebra-inner-products.docx
+++ b/pr-preview/pr-315/linear-algebra-inner-products.docx
@@ -15,7 +15,7 @@
         <w:pStyle w:val="Date"/>
       </w:pPr>
       <w:r>
-        <w:t xml:space="preserve">Last modified: 2026-10-15 14:00:34 (PDT)</w:t>
+        <w:t xml:space="preserve">Last modified: 2026-10-15 19:42:35 (PDT)</w:t>
       </w:r>
     </w:p>
     <w:bookmarkStart w:id="24" w:name="sec-inner-products"/>
@@ -157,6 +157,9 @@
         <w:t xml:space="preserve"> </w:t>
       </w:r>
       <m:oMath>
+        <m:r>
+          <m:t>​</m:t>
+        </m:r>
         <m:d>
           <m:dPr>
             <m:begChr m:val="⟨"/>
@@ -193,6 +196,9 @@
             </m:acc>
           </m:e>
         </m:d>
+        <m:r>
+          <m:t>​</m:t>
+        </m:r>
       </m:oMath>
       <w:r>
         <w:t xml:space="preserve">,</w:t>
@@ -327,6 +333,9 @@
         <w:t xml:space="preserve"> </w:t>
       </w:r>
       <m:oMath>
+        <m:r>
+          <m:t>​</m:t>
+        </m:r>
         <m:d>
           <m:dPr>
             <m:begChr m:val="⟨"/>
@@ -364,6 +373,9 @@
           </m:e>
         </m:d>
         <m:r>
+          <m:t>​</m:t>
+        </m:r>
+        <m:r>
           <m:rPr>
             <m:sty m:val="p"/>
           </m:rPr>
@@ -399,6 +411,9 @@
         <w:t xml:space="preserve"> </w:t>
       </w:r>
       <m:oMath>
+        <m:r>
+          <m:t>​</m:t>
+        </m:r>
         <m:d>
           <m:dPr>
             <m:begChr m:val="⟨"/>
@@ -436,6 +451,9 @@
           </m:e>
         </m:d>
         <m:r>
+          <m:t>​</m:t>
+        </m:r>
+        <m:r>
           <m:rPr>
             <m:sty m:val="p"/>
           </m:rPr>
@@ -526,6 +544,9 @@
         <w:t xml:space="preserve"> </w:t>
       </w:r>
       <m:oMath>
+        <m:r>
+          <m:t>​</m:t>
+        </m:r>
         <m:d>
           <m:dPr>
             <m:begChr m:val="⟨"/>
@@ -591,6 +612,9 @@
           </m:e>
         </m:d>
         <m:r>
+          <m:t>​</m:t>
+        </m:r>
+        <m:r>
           <m:rPr>
             <m:sty m:val="p"/>
           </m:rPr>
@@ -601,6 +625,9 @@
         </m:r>
         <m:r>
           <m:t> </m:t>
+        </m:r>
+        <m:r>
+          <m:t>​</m:t>
         </m:r>
         <m:d>
           <m:dPr>
@@ -639,6 +666,9 @@
           </m:e>
         </m:d>
         <m:r>
+          <m:t>​</m:t>
+        </m:r>
+        <m:r>
           <m:rPr>
             <m:sty m:val="p"/>
           </m:rPr>
@@ -649,6 +679,9 @@
         </m:r>
         <m:r>
           <m:t> </m:t>
+        </m:r>
+        <m:r>
+          <m:t>​</m:t>
         </m:r>
         <m:d>
           <m:dPr>
@@ -686,6 +719,9 @@
             </m:acc>
           </m:e>
         </m:d>
+        <m:r>
+          <m:t>​</m:t>
+        </m:r>
       </m:oMath>
       <w:r>
         <w:t xml:space="preserve">;</w:t>
@@ -713,6 +749,9 @@
         <w:t xml:space="preserve"> </w:t>
       </w:r>
       <m:oMath>
+        <m:r>
+          <m:t>​</m:t>
+        </m:r>
         <m:d>
           <m:dPr>
             <m:begChr m:val="⟨"/>
@@ -750,10 +789,16 @@
           </m:e>
         </m:d>
         <m:r>
+          <m:t>​</m:t>
+        </m:r>
+        <m:r>
           <m:rPr>
             <m:sty m:val="p"/>
           </m:rPr>
           <m:t>=</m:t>
+        </m:r>
+        <m:r>
+          <m:t>​</m:t>
         </m:r>
         <m:d>
           <m:dPr>
@@ -791,6 +836,9 @@
             </m:acc>
           </m:e>
         </m:d>
+        <m:r>
+          <m:t>​</m:t>
+        </m:r>
       </m:oMath>
       <w:r>
         <w:t xml:space="preserve">.</w:t>
@@ -859,6 +907,9 @@
         <w:t xml:space="preserve"> </w:t>
       </w:r>
       <m:oMath>
+        <m:r>
+          <m:t>​</m:t>
+        </m:r>
         <m:d>
           <m:dPr>
             <m:begChr m:val="⟨"/>
@@ -896,6 +947,9 @@
           </m:e>
         </m:d>
         <m:r>
+          <m:t>​</m:t>
+        </m:r>
+        <m:r>
           <m:rPr>
             <m:sty m:val="p"/>
           </m:rPr>
@@ -906,6 +960,9 @@
             <m:pos m:val="top"/>
           </m:barPr>
           <m:e>
+            <m:r>
+              <m:t>​</m:t>
+            </m:r>
             <m:d>
               <m:dPr>
                 <m:begChr m:val="⟨"/>
@@ -942,6 +999,9 @@
                 </m:acc>
               </m:e>
             </m:d>
+            <m:r>
+              <m:t>​</m:t>
+            </m:r>
           </m:e>
         </m:bar>
       </m:oMath>
@@ -1787,6 +1847,9 @@
           </m:rPr>
           <m:t>,</m:t>
         </m:r>
+        <m:r>
+          <m:t>​</m:t>
+        </m:r>
         <m:d>
           <m:dPr>
             <m:begChr m:val="⟨"/>
@@ -1816,6 +1879,9 @@
           </m:e>
         </m:d>
         <m:r>
+          <m:t>​</m:t>
+        </m:r>
+        <m:r>
           <m:rPr>
             <m:sty m:val="p"/>
           </m:rPr>
@@ -1846,6 +1912,9 @@
         <w:t xml:space="preserve"> </w:t>
       </w:r>
       <m:oMath>
+        <m:r>
+          <m:t>​</m:t>
+        </m:r>
         <m:d>
           <m:dPr>
             <m:begChr m:val="⟨"/>
@@ -1874,6 +1943,9 @@
             </m:r>
           </m:e>
         </m:d>
+        <m:r>
+          <m:t>​</m:t>
+        </m:r>
       </m:oMath>
       <w:r>
         <w:t xml:space="preserve"> </w:t>
@@ -2110,6 +2182,9 @@
           </m:rPr>
           <m:t>,</m:t>
         </m:r>
+        <m:r>
+          <m:t>​</m:t>
+        </m:r>
         <m:d>
           <m:dPr>
             <m:begChr m:val="⟨"/>
@@ -2139,6 +2214,9 @@
           </m:e>
         </m:d>
         <m:r>
+          <m:t>​</m:t>
+        </m:r>
+        <m:r>
           <m:rPr>
             <m:sty m:val="p"/>
           </m:rPr>
@@ -2155,6 +2233,9 @@
         <w:t xml:space="preserve"> </w:t>
       </w:r>
       <m:oMath>
+        <m:r>
+          <m:t>​</m:t>
+        </m:r>
         <m:d>
           <m:dPr>
             <m:begChr m:val="⟨"/>
@@ -2192,6 +2273,9 @@
           </m:e>
         </m:d>
         <m:r>
+          <m:t>​</m:t>
+        </m:r>
+        <m:r>
           <m:rPr>
             <m:sty m:val="p"/>
           </m:rPr>
@@ -2365,6 +2449,9 @@
         <w:t xml:space="preserve"> </w:t>
       </w:r>
       <m:oMath>
+        <m:r>
+          <m:t>​</m:t>
+        </m:r>
         <m:d>
           <m:dPr>
             <m:begChr m:val="⟨"/>
@@ -2401,6 +2488,9 @@
             </m:acc>
           </m:e>
         </m:d>
+        <m:r>
+          <m:t>​</m:t>
+        </m:r>
         <m:r>
           <m:rPr>
             <m:sty m:val="p"/>
@@ -2687,44 +2777,50 @@
           <m:jc m:val="center"/>
         </m:oMathParaPr>
         <m:oMath>
+          <m:r>
+            <m:t>​</m:t>
+          </m:r>
+          <m:d>
+            <m:dPr>
+              <m:begChr m:val="⟨"/>
+              <m:sepChr m:val=""/>
+              <m:endChr m:val="⟩"/>
+              <m:grow/>
+            </m:dPr>
+            <m:e>
+              <m:acc>
+                <m:accPr>
+                  <m:chr m:val="̃"/>
+                </m:accPr>
+                <m:e>
+                  <m:r>
+                    <m:t>x</m:t>
+                  </m:r>
+                </m:e>
+              </m:acc>
+              <m:r>
+                <m:rPr>
+                  <m:sty m:val="p"/>
+                </m:rPr>
+                <m:t>,</m:t>
+              </m:r>
+              <m:acc>
+                <m:accPr>
+                  <m:chr m:val="̃"/>
+                </m:accPr>
+                <m:e>
+                  <m:r>
+                    <m:t>y</m:t>
+                  </m:r>
+                </m:e>
+              </m:acc>
+            </m:e>
+          </m:d>
           <m:sSub>
             <m:e>
-              <m:d>
-                <m:dPr>
-                  <m:begChr m:val="⟨"/>
-                  <m:sepChr m:val=""/>
-                  <m:endChr m:val="⟩"/>
-                  <m:grow/>
-                </m:dPr>
-                <m:e>
-                  <m:acc>
-                    <m:accPr>
-                      <m:chr m:val="̃"/>
-                    </m:accPr>
-                    <m:e>
-                      <m:r>
-                        <m:t>x</m:t>
-                      </m:r>
-                    </m:e>
-                  </m:acc>
-                  <m:r>
-                    <m:rPr>
-                      <m:sty m:val="p"/>
-                    </m:rPr>
-                    <m:t>,</m:t>
-                  </m:r>
-                  <m:acc>
-                    <m:accPr>
-                      <m:chr m:val="̃"/>
-                    </m:accPr>
-                    <m:e>
-                      <m:r>
-                        <m:t>y</m:t>
-                      </m:r>
-                    </m:e>
-                  </m:acc>
-                </m:e>
-              </m:d>
+              <m:r>
+                <m:t>​</m:t>
+              </m:r>
             </m:e>
             <m:sub>
               <m:acc>
@@ -2895,44 +2991,50 @@
         <w:t xml:space="preserve"> </w:t>
       </w:r>
       <m:oMath>
+        <m:r>
+          <m:t>​</m:t>
+        </m:r>
+        <m:d>
+          <m:dPr>
+            <m:begChr m:val="⟨"/>
+            <m:sepChr m:val=""/>
+            <m:endChr m:val="⟩"/>
+            <m:grow/>
+          </m:dPr>
+          <m:e>
+            <m:acc>
+              <m:accPr>
+                <m:chr m:val="̃"/>
+              </m:accPr>
+              <m:e>
+                <m:r>
+                  <m:t>x</m:t>
+                </m:r>
+              </m:e>
+            </m:acc>
+            <m:r>
+              <m:rPr>
+                <m:sty m:val="p"/>
+              </m:rPr>
+              <m:t>,</m:t>
+            </m:r>
+            <m:acc>
+              <m:accPr>
+                <m:chr m:val="̃"/>
+              </m:accPr>
+              <m:e>
+                <m:r>
+                  <m:t>x</m:t>
+                </m:r>
+              </m:e>
+            </m:acc>
+          </m:e>
+        </m:d>
         <m:sSub>
           <m:e>
-            <m:d>
-              <m:dPr>
-                <m:begChr m:val="⟨"/>
-                <m:sepChr m:val=""/>
-                <m:endChr m:val="⟩"/>
-                <m:grow/>
-              </m:dPr>
-              <m:e>
-                <m:acc>
-                  <m:accPr>
-                    <m:chr m:val="̃"/>
-                  </m:accPr>
-                  <m:e>
-                    <m:r>
-                      <m:t>x</m:t>
-                    </m:r>
-                  </m:e>
-                </m:acc>
-                <m:r>
-                  <m:rPr>
-                    <m:sty m:val="p"/>
-                  </m:rPr>
-                  <m:t>,</m:t>
-                </m:r>
-                <m:acc>
-                  <m:accPr>
-                    <m:chr m:val="̃"/>
-                  </m:accPr>
-                  <m:e>
-                    <m:r>
-                      <m:t>x</m:t>
-                    </m:r>
-                  </m:e>
-                </m:acc>
-              </m:e>
-            </m:d>
+            <m:r>
+              <m:t>​</m:t>
+            </m:r>
           </m:e>
           <m:sub>
             <m:acc>
@@ -3248,44 +3350,50 @@
         <w:t xml:space="preserve"> </w:t>
       </w:r>
       <m:oMath>
+        <m:r>
+          <m:t>​</m:t>
+        </m:r>
+        <m:d>
+          <m:dPr>
+            <m:begChr m:val="⟨"/>
+            <m:sepChr m:val=""/>
+            <m:endChr m:val="⟩"/>
+            <m:grow/>
+          </m:dPr>
+          <m:e>
+            <m:acc>
+              <m:accPr>
+                <m:chr m:val="̃"/>
+              </m:accPr>
+              <m:e>
+                <m:r>
+                  <m:t>x</m:t>
+                </m:r>
+              </m:e>
+            </m:acc>
+            <m:r>
+              <m:rPr>
+                <m:sty m:val="p"/>
+              </m:rPr>
+              <m:t>,</m:t>
+            </m:r>
+            <m:acc>
+              <m:accPr>
+                <m:chr m:val="̃"/>
+              </m:accPr>
+              <m:e>
+                <m:r>
+                  <m:t>x</m:t>
+                </m:r>
+              </m:e>
+            </m:acc>
+          </m:e>
+        </m:d>
         <m:sSub>
           <m:e>
-            <m:d>
-              <m:dPr>
-                <m:begChr m:val="⟨"/>
-                <m:sepChr m:val=""/>
-                <m:endChr m:val="⟩"/>
-                <m:grow/>
-              </m:dPr>
-              <m:e>
-                <m:acc>
-                  <m:accPr>
-                    <m:chr m:val="̃"/>
-                  </m:accPr>
-                  <m:e>
-                    <m:r>
-                      <m:t>x</m:t>
-                    </m:r>
-                  </m:e>
-                </m:acc>
-                <m:r>
-                  <m:rPr>
-                    <m:sty m:val="p"/>
-                  </m:rPr>
-                  <m:t>,</m:t>
-                </m:r>
-                <m:acc>
-                  <m:accPr>
-                    <m:chr m:val="̃"/>
-                  </m:accPr>
-                  <m:e>
-                    <m:r>
-                      <m:t>x</m:t>
-                    </m:r>
-                  </m:e>
-                </m:acc>
-              </m:e>
-            </m:d>
+            <m:r>
+              <m:t>​</m:t>
+            </m:r>
           </m:e>
           <m:sub>
             <m:acc>
@@ -3522,44 +3630,50 @@
         <w:t xml:space="preserve"> </w:t>
       </w:r>
       <m:oMath>
+        <m:r>
+          <m:t>​</m:t>
+        </m:r>
+        <m:d>
+          <m:dPr>
+            <m:begChr m:val="⟨"/>
+            <m:sepChr m:val=""/>
+            <m:endChr m:val="⟩"/>
+            <m:grow/>
+          </m:dPr>
+          <m:e>
+            <m:acc>
+              <m:accPr>
+                <m:chr m:val="̃"/>
+              </m:accPr>
+              <m:e>
+                <m:r>
+                  <m:t>x</m:t>
+                </m:r>
+              </m:e>
+            </m:acc>
+            <m:r>
+              <m:rPr>
+                <m:sty m:val="p"/>
+              </m:rPr>
+              <m:t>,</m:t>
+            </m:r>
+            <m:acc>
+              <m:accPr>
+                <m:chr m:val="̃"/>
+              </m:accPr>
+              <m:e>
+                <m:r>
+                  <m:t>y</m:t>
+                </m:r>
+              </m:e>
+            </m:acc>
+          </m:e>
+        </m:d>
         <m:sSub>
           <m:e>
-            <m:d>
-              <m:dPr>
-                <m:begChr m:val="⟨"/>
-                <m:sepChr m:val=""/>
-                <m:endChr m:val="⟩"/>
-                <m:grow/>
-              </m:dPr>
-              <m:e>
-                <m:acc>
-                  <m:accPr>
-                    <m:chr m:val="̃"/>
-                  </m:accPr>
-                  <m:e>
-                    <m:r>
-                      <m:t>x</m:t>
-                    </m:r>
-                  </m:e>
-                </m:acc>
-                <m:r>
-                  <m:rPr>
-                    <m:sty m:val="p"/>
-                  </m:rPr>
-                  <m:t>,</m:t>
-                </m:r>
-                <m:acc>
-                  <m:accPr>
-                    <m:chr m:val="̃"/>
-                  </m:accPr>
-                  <m:e>
-                    <m:r>
-                      <m:t>y</m:t>
-                    </m:r>
-                  </m:e>
-                </m:acc>
-              </m:e>
-            </m:d>
+            <m:r>
+              <m:t>​</m:t>
+            </m:r>
           </m:e>
           <m:sub>
             <m:acc>
@@ -3580,44 +3694,50 @@
           </m:rPr>
           <m:t>=</m:t>
         </m:r>
+        <m:r>
+          <m:t>​</m:t>
+        </m:r>
+        <m:d>
+          <m:dPr>
+            <m:begChr m:val="⟨"/>
+            <m:sepChr m:val=""/>
+            <m:endChr m:val="⟩"/>
+            <m:grow/>
+          </m:dPr>
+          <m:e>
+            <m:acc>
+              <m:accPr>
+                <m:chr m:val="̃"/>
+              </m:accPr>
+              <m:e>
+                <m:r>
+                  <m:t>y</m:t>
+                </m:r>
+              </m:e>
+            </m:acc>
+            <m:r>
+              <m:rPr>
+                <m:sty m:val="p"/>
+              </m:rPr>
+              <m:t>,</m:t>
+            </m:r>
+            <m:acc>
+              <m:accPr>
+                <m:chr m:val="̃"/>
+              </m:accPr>
+              <m:e>
+                <m:r>
+                  <m:t>x</m:t>
+                </m:r>
+              </m:e>
+            </m:acc>
+          </m:e>
+        </m:d>
         <m:sSub>
           <m:e>
-            <m:d>
-              <m:dPr>
-                <m:begChr m:val="⟨"/>
-                <m:sepChr m:val=""/>
-                <m:endChr m:val="⟩"/>
-                <m:grow/>
-              </m:dPr>
-              <m:e>
-                <m:acc>
-                  <m:accPr>
-                    <m:chr m:val="̃"/>
-                  </m:accPr>
-                  <m:e>
-                    <m:r>
-                      <m:t>y</m:t>
-                    </m:r>
-                  </m:e>
-                </m:acc>
-                <m:r>
-                  <m:rPr>
-                    <m:sty m:val="p"/>
-                  </m:rPr>
-                  <m:t>,</m:t>
-                </m:r>
-                <m:acc>
-                  <m:accPr>
-                    <m:chr m:val="̃"/>
-                  </m:accPr>
-                  <m:e>
-                    <m:r>
-                      <m:t>x</m:t>
-                    </m:r>
-                  </m:e>
-                </m:acc>
-              </m:e>
-            </m:d>
+            <m:r>
+              <m:t>​</m:t>
+            </m:r>
           </m:e>
           <m:sub>
             <m:acc>
@@ -3757,72 +3877,78 @@
         <m:oMath>
           <m:eqArr>
             <m:e>
+              <m:r>
+                <m:t>​</m:t>
+              </m:r>
+              <m:d>
+                <m:dPr>
+                  <m:begChr m:val="⟨"/>
+                  <m:sepChr m:val=""/>
+                  <m:endChr m:val="⟩"/>
+                  <m:grow/>
+                </m:dPr>
+                <m:e>
+                  <m:r>
+                    <m:t>a</m:t>
+                  </m:r>
+                  <m:r>
+                    <m:t> </m:t>
+                  </m:r>
+                  <m:acc>
+                    <m:accPr>
+                      <m:chr m:val="̃"/>
+                    </m:accPr>
+                    <m:e>
+                      <m:r>
+                        <m:t>x</m:t>
+                      </m:r>
+                    </m:e>
+                  </m:acc>
+                  <m:r>
+                    <m:rPr>
+                      <m:sty m:val="p"/>
+                    </m:rPr>
+                    <m:t>+</m:t>
+                  </m:r>
+                  <m:r>
+                    <m:t>b</m:t>
+                  </m:r>
+                  <m:r>
+                    <m:t> </m:t>
+                  </m:r>
+                  <m:acc>
+                    <m:accPr>
+                      <m:chr m:val="̃"/>
+                    </m:accPr>
+                    <m:e>
+                      <m:r>
+                        <m:t>y</m:t>
+                      </m:r>
+                    </m:e>
+                  </m:acc>
+                  <m:r>
+                    <m:rPr>
+                      <m:sty m:val="p"/>
+                    </m:rPr>
+                    <m:t>,</m:t>
+                  </m:r>
+                  <m:acc>
+                    <m:accPr>
+                      <m:chr m:val="̃"/>
+                    </m:accPr>
+                    <m:e>
+                      <m:r>
+                        <m:t>z</m:t>
+                      </m:r>
+                    </m:e>
+                  </m:acc>
+                </m:e>
+              </m:d>
               <m:sSub>
                 <m:e>
-                  <m:d>
-                    <m:dPr>
-                      <m:begChr m:val="⟨"/>
-                      <m:sepChr m:val=""/>
-                      <m:endChr m:val="⟩"/>
-                      <m:grow/>
-                    </m:dPr>
-                    <m:e>
-                      <m:r>
-                        <m:t>a</m:t>
-                      </m:r>
-                      <m:r>
-                        <m:t> </m:t>
-                      </m:r>
-                      <m:acc>
-                        <m:accPr>
-                          <m:chr m:val="̃"/>
-                        </m:accPr>
-                        <m:e>
-                          <m:r>
-                            <m:t>x</m:t>
-                          </m:r>
-                        </m:e>
-                      </m:acc>
-                      <m:r>
-                        <m:rPr>
-                          <m:sty m:val="p"/>
-                        </m:rPr>
-                        <m:t>+</m:t>
-                      </m:r>
-                      <m:r>
-                        <m:t>b</m:t>
-                      </m:r>
-                      <m:r>
-                        <m:t> </m:t>
-                      </m:r>
-                      <m:acc>
-                        <m:accPr>
-                          <m:chr m:val="̃"/>
-                        </m:accPr>
-                        <m:e>
-                          <m:r>
-                            <m:t>y</m:t>
-                          </m:r>
-                        </m:e>
-                      </m:acc>
-                      <m:r>
-                        <m:rPr>
-                          <m:sty m:val="p"/>
-                        </m:rPr>
-                        <m:t>,</m:t>
-                      </m:r>
-                      <m:acc>
-                        <m:accPr>
-                          <m:chr m:val="̃"/>
-                        </m:accPr>
-                        <m:e>
-                          <m:r>
-                            <m:t>z</m:t>
-                          </m:r>
-                        </m:e>
-                      </m:acc>
-                    </m:e>
-                  </m:d>
+                  <m:r>
+                    <m:t>​</m:t>
+                  </m:r>
                 </m:e>
                 <m:sub>
                   <m:acc>
@@ -3977,36 +4103,42 @@
                 </m:rPr>
                 <m:t>(definition of </m:t>
               </m:r>
+              <m:r>
+                <m:t>​</m:t>
+              </m:r>
+              <m:d>
+                <m:dPr>
+                  <m:begChr m:val="⟨"/>
+                  <m:sepChr m:val=""/>
+                  <m:endChr m:val="⟩"/>
+                  <m:grow/>
+                </m:dPr>
+                <m:e>
+                  <m:r>
+                    <m:rPr>
+                      <m:sty m:val="p"/>
+                    </m:rPr>
+                    <m:t>⋅</m:t>
+                  </m:r>
+                  <m:r>
+                    <m:rPr>
+                      <m:sty m:val="p"/>
+                    </m:rPr>
+                    <m:t>,</m:t>
+                  </m:r>
+                  <m:r>
+                    <m:rPr>
+                      <m:sty m:val="p"/>
+                    </m:rPr>
+                    <m:t>⋅</m:t>
+                  </m:r>
+                </m:e>
+              </m:d>
               <m:sSub>
                 <m:e>
-                  <m:d>
-                    <m:dPr>
-                      <m:begChr m:val="⟨"/>
-                      <m:sepChr m:val=""/>
-                      <m:endChr m:val="⟩"/>
-                      <m:grow/>
-                    </m:dPr>
-                    <m:e>
-                      <m:r>
-                        <m:rPr>
-                          <m:sty m:val="p"/>
-                        </m:rPr>
-                        <m:t>⋅</m:t>
-                      </m:r>
-                      <m:r>
-                        <m:rPr>
-                          <m:sty m:val="p"/>
-                        </m:rPr>
-                        <m:t>,</m:t>
-                      </m:r>
-                      <m:r>
-                        <m:rPr>
-                          <m:sty m:val="p"/>
-                        </m:rPr>
-                        <m:t>⋅</m:t>
-                      </m:r>
-                    </m:e>
-                  </m:d>
+                  <m:r>
+                    <m:t>​</m:t>
+                  </m:r>
                 </m:e>
                 <m:sub>
                   <m:acc>
@@ -4721,44 +4853,50 @@
               <m:r>
                 <m:t> </m:t>
               </m:r>
+              <m:r>
+                <m:t>​</m:t>
+              </m:r>
+              <m:d>
+                <m:dPr>
+                  <m:begChr m:val="⟨"/>
+                  <m:sepChr m:val=""/>
+                  <m:endChr m:val="⟩"/>
+                  <m:grow/>
+                </m:dPr>
+                <m:e>
+                  <m:acc>
+                    <m:accPr>
+                      <m:chr m:val="̃"/>
+                    </m:accPr>
+                    <m:e>
+                      <m:r>
+                        <m:t>x</m:t>
+                      </m:r>
+                    </m:e>
+                  </m:acc>
+                  <m:r>
+                    <m:rPr>
+                      <m:sty m:val="p"/>
+                    </m:rPr>
+                    <m:t>,</m:t>
+                  </m:r>
+                  <m:acc>
+                    <m:accPr>
+                      <m:chr m:val="̃"/>
+                    </m:accPr>
+                    <m:e>
+                      <m:r>
+                        <m:t>z</m:t>
+                      </m:r>
+                    </m:e>
+                  </m:acc>
+                </m:e>
+              </m:d>
               <m:sSub>
                 <m:e>
-                  <m:d>
-                    <m:dPr>
-                      <m:begChr m:val="⟨"/>
-                      <m:sepChr m:val=""/>
-                      <m:endChr m:val="⟩"/>
-                      <m:grow/>
-                    </m:dPr>
-                    <m:e>
-                      <m:acc>
-                        <m:accPr>
-                          <m:chr m:val="̃"/>
-                        </m:accPr>
-                        <m:e>
-                          <m:r>
-                            <m:t>x</m:t>
-                          </m:r>
-                        </m:e>
-                      </m:acc>
-                      <m:r>
-                        <m:rPr>
-                          <m:sty m:val="p"/>
-                        </m:rPr>
-                        <m:t>,</m:t>
-                      </m:r>
-                      <m:acc>
-                        <m:accPr>
-                          <m:chr m:val="̃"/>
-                        </m:accPr>
-                        <m:e>
-                          <m:r>
-                            <m:t>z</m:t>
-                          </m:r>
-                        </m:e>
-                      </m:acc>
-                    </m:e>
-                  </m:d>
+                  <m:r>
+                    <m:t>​</m:t>
+                  </m:r>
                 </m:e>
                 <m:sub>
                   <m:acc>
@@ -4785,44 +4923,50 @@
               <m:r>
                 <m:t> </m:t>
               </m:r>
+              <m:r>
+                <m:t>​</m:t>
+              </m:r>
+              <m:d>
+                <m:dPr>
+                  <m:begChr m:val="⟨"/>
+                  <m:sepChr m:val=""/>
+                  <m:endChr m:val="⟩"/>
+                  <m:grow/>
+                </m:dPr>
+                <m:e>
+                  <m:acc>
+                    <m:accPr>
+                      <m:chr m:val="̃"/>
+                    </m:accPr>
+                    <m:e>
+                      <m:r>
+                        <m:t>y</m:t>
+                      </m:r>
+                    </m:e>
+                  </m:acc>
+                  <m:r>
+                    <m:rPr>
+                      <m:sty m:val="p"/>
+                    </m:rPr>
+                    <m:t>,</m:t>
+                  </m:r>
+                  <m:acc>
+                    <m:accPr>
+                      <m:chr m:val="̃"/>
+                    </m:accPr>
+                    <m:e>
+                      <m:r>
+                        <m:t>z</m:t>
+                      </m:r>
+                    </m:e>
+                  </m:acc>
+                </m:e>
+              </m:d>
               <m:sSub>
                 <m:e>
-                  <m:d>
-                    <m:dPr>
-                      <m:begChr m:val="⟨"/>
-                      <m:sepChr m:val=""/>
-                      <m:endChr m:val="⟩"/>
-                      <m:grow/>
-                    </m:dPr>
-                    <m:e>
-                      <m:acc>
-                        <m:accPr>
-                          <m:chr m:val="̃"/>
-                        </m:accPr>
-                        <m:e>
-                          <m:r>
-                            <m:t>y</m:t>
-                          </m:r>
-                        </m:e>
-                      </m:acc>
-                      <m:r>
-                        <m:rPr>
-                          <m:sty m:val="p"/>
-                        </m:rPr>
-                        <m:t>,</m:t>
-                      </m:r>
-                      <m:acc>
-                        <m:accPr>
-                          <m:chr m:val="̃"/>
-                        </m:accPr>
-                        <m:e>
-                          <m:r>
-                            <m:t>z</m:t>
-                          </m:r>
-                        </m:e>
-                      </m:acc>
-                    </m:e>
-                  </m:d>
+                  <m:r>
+                    <m:t>​</m:t>
+                  </m:r>
                 </m:e>
                 <m:sub>
                   <m:acc>
@@ -4850,36 +4994,42 @@
                 </m:rPr>
                 <m:t>(definition of </m:t>
               </m:r>
+              <m:r>
+                <m:t>​</m:t>
+              </m:r>
+              <m:d>
+                <m:dPr>
+                  <m:begChr m:val="⟨"/>
+                  <m:sepChr m:val=""/>
+                  <m:endChr m:val="⟩"/>
+                  <m:grow/>
+                </m:dPr>
+                <m:e>
+                  <m:r>
+                    <m:rPr>
+                      <m:sty m:val="p"/>
+                    </m:rPr>
+                    <m:t>⋅</m:t>
+                  </m:r>
+                  <m:r>
+                    <m:rPr>
+                      <m:sty m:val="p"/>
+                    </m:rPr>
+                    <m:t>,</m:t>
+                  </m:r>
+                  <m:r>
+                    <m:rPr>
+                      <m:sty m:val="p"/>
+                    </m:rPr>
+                    <m:t>⋅</m:t>
+                  </m:r>
+                </m:e>
+              </m:d>
               <m:sSub>
                 <m:e>
-                  <m:d>
-                    <m:dPr>
-                      <m:begChr m:val="⟨"/>
-                      <m:sepChr m:val=""/>
-                      <m:endChr m:val="⟩"/>
-                      <m:grow/>
-                    </m:dPr>
-                    <m:e>
-                      <m:r>
-                        <m:rPr>
-                          <m:sty m:val="p"/>
-                        </m:rPr>
-                        <m:t>⋅</m:t>
-                      </m:r>
-                      <m:r>
-                        <m:rPr>
-                          <m:sty m:val="p"/>
-                        </m:rPr>
-                        <m:t>,</m:t>
-                      </m:r>
-                      <m:r>
-                        <m:rPr>
-                          <m:sty m:val="p"/>
-                        </m:rPr>
-                        <m:t>⋅</m:t>
-                      </m:r>
-                    </m:e>
-                  </m:d>
+                  <m:r>
+                    <m:t>​</m:t>
+                  </m:r>
                 </m:e>
                 <m:sub>
                   <m:acc>
@@ -5104,44 +5254,50 @@
         <m:oMath>
           <m:eqArr>
             <m:e>
+              <m:r>
+                <m:t>​</m:t>
+              </m:r>
+              <m:d>
+                <m:dPr>
+                  <m:begChr m:val="⟨"/>
+                  <m:sepChr m:val=""/>
+                  <m:endChr m:val="⟩"/>
+                  <m:grow/>
+                </m:dPr>
+                <m:e>
+                  <m:acc>
+                    <m:accPr>
+                      <m:chr m:val="̃"/>
+                    </m:accPr>
+                    <m:e>
+                      <m:r>
+                        <m:t>x</m:t>
+                      </m:r>
+                    </m:e>
+                  </m:acc>
+                  <m:r>
+                    <m:rPr>
+                      <m:sty m:val="p"/>
+                    </m:rPr>
+                    <m:t>,</m:t>
+                  </m:r>
+                  <m:acc>
+                    <m:accPr>
+                      <m:chr m:val="̃"/>
+                    </m:accPr>
+                    <m:e>
+                      <m:r>
+                        <m:t>y</m:t>
+                      </m:r>
+                    </m:e>
+                  </m:acc>
+                </m:e>
+              </m:d>
               <m:sSub>
                 <m:e>
-                  <m:d>
-                    <m:dPr>
-                      <m:begChr m:val="⟨"/>
-                      <m:sepChr m:val=""/>
-                      <m:endChr m:val="⟩"/>
-                      <m:grow/>
-                    </m:dPr>
-                    <m:e>
-                      <m:acc>
-                        <m:accPr>
-                          <m:chr m:val="̃"/>
-                        </m:accPr>
-                        <m:e>
-                          <m:r>
-                            <m:t>x</m:t>
-                          </m:r>
-                        </m:e>
-                      </m:acc>
-                      <m:r>
-                        <m:rPr>
-                          <m:sty m:val="p"/>
-                        </m:rPr>
-                        <m:t>,</m:t>
-                      </m:r>
-                      <m:acc>
-                        <m:accPr>
-                          <m:chr m:val="̃"/>
-                        </m:accPr>
-                        <m:e>
-                          <m:r>
-                            <m:t>y</m:t>
-                          </m:r>
-                        </m:e>
-                      </m:acc>
-                    </m:e>
-                  </m:d>
+                  <m:r>
+                    <m:t>​</m:t>
+                  </m:r>
                 </m:e>
                 <m:sub>
                   <m:acc>
@@ -5244,36 +5400,42 @@
                 </m:rPr>
                 <m:t>(definition of </m:t>
               </m:r>
+              <m:r>
+                <m:t>​</m:t>
+              </m:r>
+              <m:d>
+                <m:dPr>
+                  <m:begChr m:val="⟨"/>
+                  <m:sepChr m:val=""/>
+                  <m:endChr m:val="⟩"/>
+                  <m:grow/>
+                </m:dPr>
+                <m:e>
+                  <m:r>
+                    <m:rPr>
+                      <m:sty m:val="p"/>
+                    </m:rPr>
+                    <m:t>⋅</m:t>
+                  </m:r>
+                  <m:r>
+                    <m:rPr>
+                      <m:sty m:val="p"/>
+                    </m:rPr>
+                    <m:t>,</m:t>
+                  </m:r>
+                  <m:r>
+                    <m:rPr>
+                      <m:sty m:val="p"/>
+                    </m:rPr>
+                    <m:t>⋅</m:t>
+                  </m:r>
+                </m:e>
+              </m:d>
               <m:sSub>
                 <m:e>
-                  <m:d>
-                    <m:dPr>
-                      <m:begChr m:val="⟨"/>
-                      <m:sepChr m:val=""/>
-                      <m:endChr m:val="⟩"/>
-                      <m:grow/>
-                    </m:dPr>
-                    <m:e>
-                      <m:r>
-                        <m:rPr>
-                          <m:sty m:val="p"/>
-                        </m:rPr>
-                        <m:t>⋅</m:t>
-                      </m:r>
-                      <m:r>
-                        <m:rPr>
-                          <m:sty m:val="p"/>
-                        </m:rPr>
-                        <m:t>,</m:t>
-                      </m:r>
-                      <m:r>
-                        <m:rPr>
-                          <m:sty m:val="p"/>
-                        </m:rPr>
-                        <m:t>⋅</m:t>
-                      </m:r>
-                    </m:e>
-                  </m:d>
+                  <m:r>
+                    <m:t>​</m:t>
+                  </m:r>
                 </m:e>
                 <m:sub>
                   <m:acc>
@@ -7737,6 +7899,9 @@
         <w:t xml:space="preserve"> </w:t>
       </w:r>
       <m:oMath>
+        <m:r>
+          <m:t>​</m:t>
+        </m:r>
         <m:d>
           <m:dPr>
             <m:begChr m:val="⟨"/>
@@ -7765,6 +7930,9 @@
             </m:r>
           </m:e>
         </m:d>
+        <m:r>
+          <m:t>​</m:t>
+        </m:r>
       </m:oMath>
       <w:r>
         <w:t xml:space="preserve">,</w:t>
@@ -7831,6 +7999,9 @@
         <w:t xml:space="preserve"> </w:t>
       </w:r>
       <m:oMath>
+        <m:r>
+          <m:t>​</m:t>
+        </m:r>
         <m:d>
           <m:dPr>
             <m:begChr m:val="⟨"/>
@@ -7859,6 +8030,9 @@
             </m:r>
           </m:e>
         </m:d>
+        <m:r>
+          <m:t>​</m:t>
+        </m:r>
       </m:oMath>
       <w:r>
         <w:t xml:space="preserve">,</w:t>
@@ -7913,6 +8087,9 @@
           <m:jc m:val="center"/>
         </m:oMathParaPr>
         <m:oMath>
+          <m:r>
+            <m:t>​</m:t>
+          </m:r>
           <m:d>
             <m:dPr>
               <m:begChr m:val="⟨"/>
@@ -7949,6 +8126,9 @@
               </m:acc>
             </m:e>
           </m:d>
+          <m:r>
+            <m:t>​</m:t>
+          </m:r>
           <m:r>
             <m:rPr>
               <m:sty m:val="p"/>
@@ -8185,44 +8365,50 @@
         <m:oMath>
           <m:eqArr>
             <m:e>
+              <m:r>
+                <m:t>​</m:t>
+              </m:r>
+              <m:d>
+                <m:dPr>
+                  <m:begChr m:val="⟨"/>
+                  <m:sepChr m:val=""/>
+                  <m:endChr m:val="⟩"/>
+                  <m:grow/>
+                </m:dPr>
+                <m:e>
+                  <m:acc>
+                    <m:accPr>
+                      <m:chr m:val="̃"/>
+                    </m:accPr>
+                    <m:e>
+                      <m:r>
+                        <m:t>x</m:t>
+                      </m:r>
+                    </m:e>
+                  </m:acc>
+                  <m:r>
+                    <m:rPr>
+                      <m:sty m:val="p"/>
+                    </m:rPr>
+                    <m:t>,</m:t>
+                  </m:r>
+                  <m:acc>
+                    <m:accPr>
+                      <m:chr m:val="̃"/>
+                    </m:accPr>
+                    <m:e>
+                      <m:r>
+                        <m:t>y</m:t>
+                      </m:r>
+                    </m:e>
+                  </m:acc>
+                </m:e>
+              </m:d>
               <m:sSub>
                 <m:e>
-                  <m:d>
-                    <m:dPr>
-                      <m:begChr m:val="⟨"/>
-                      <m:sepChr m:val=""/>
-                      <m:endChr m:val="⟩"/>
-                      <m:grow/>
-                    </m:dPr>
-                    <m:e>
-                      <m:acc>
-                        <m:accPr>
-                          <m:chr m:val="̃"/>
-                        </m:accPr>
-                        <m:e>
-                          <m:r>
-                            <m:t>x</m:t>
-                          </m:r>
-                        </m:e>
-                      </m:acc>
-                      <m:r>
-                        <m:rPr>
-                          <m:sty m:val="p"/>
-                        </m:rPr>
-                        <m:t>,</m:t>
-                      </m:r>
-                      <m:acc>
-                        <m:accPr>
-                          <m:chr m:val="̃"/>
-                        </m:accPr>
-                        <m:e>
-                          <m:r>
-                            <m:t>y</m:t>
-                          </m:r>
-                        </m:e>
-                      </m:acc>
-                    </m:e>
-                  </m:d>
+                  <m:r>
+                    <m:t>​</m:t>
+                  </m:r>
                 </m:e>
                 <m:sub>
                   <m:acc>
@@ -8325,36 +8511,42 @@
                 </m:rPr>
                 <m:t>(definition of </m:t>
               </m:r>
+              <m:r>
+                <m:t>​</m:t>
+              </m:r>
+              <m:d>
+                <m:dPr>
+                  <m:begChr m:val="⟨"/>
+                  <m:sepChr m:val=""/>
+                  <m:endChr m:val="⟩"/>
+                  <m:grow/>
+                </m:dPr>
+                <m:e>
+                  <m:r>
+                    <m:rPr>
+                      <m:sty m:val="p"/>
+                    </m:rPr>
+                    <m:t>⋅</m:t>
+                  </m:r>
+                  <m:r>
+                    <m:rPr>
+                      <m:sty m:val="p"/>
+                    </m:rPr>
+                    <m:t>,</m:t>
+                  </m:r>
+                  <m:r>
+                    <m:rPr>
+                      <m:sty m:val="p"/>
+                    </m:rPr>
+                    <m:t>⋅</m:t>
+                  </m:r>
+                </m:e>
+              </m:d>
               <m:sSub>
                 <m:e>
-                  <m:d>
-                    <m:dPr>
-                      <m:begChr m:val="⟨"/>
-                      <m:sepChr m:val=""/>
-                      <m:endChr m:val="⟩"/>
-                      <m:grow/>
-                    </m:dPr>
-                    <m:e>
-                      <m:r>
-                        <m:rPr>
-                          <m:sty m:val="p"/>
-                        </m:rPr>
-                        <m:t>⋅</m:t>
-                      </m:r>
-                      <m:r>
-                        <m:rPr>
-                          <m:sty m:val="p"/>
-                        </m:rPr>
-                        <m:t>,</m:t>
-                      </m:r>
-                      <m:r>
-                        <m:rPr>
-                          <m:sty m:val="p"/>
-                        </m:rPr>
-                        <m:t>⋅</m:t>
-                      </m:r>
-                    </m:e>
-                  </m:d>
+                  <m:r>
+                    <m:t>​</m:t>
+                  </m:r>
                 </m:e>
                 <m:sub>
                   <m:acc>
@@ -8503,36 +8695,42 @@
         <w:t xml:space="preserve"> </w:t>
       </w:r>
       <m:oMath>
+        <m:r>
+          <m:t>​</m:t>
+        </m:r>
+        <m:d>
+          <m:dPr>
+            <m:begChr m:val="⟨"/>
+            <m:sepChr m:val=""/>
+            <m:endChr m:val="⟩"/>
+            <m:grow/>
+          </m:dPr>
+          <m:e>
+            <m:r>
+              <m:rPr>
+                <m:sty m:val="p"/>
+              </m:rPr>
+              <m:t>⋅</m:t>
+            </m:r>
+            <m:r>
+              <m:rPr>
+                <m:sty m:val="p"/>
+              </m:rPr>
+              <m:t>,</m:t>
+            </m:r>
+            <m:r>
+              <m:rPr>
+                <m:sty m:val="p"/>
+              </m:rPr>
+              <m:t>⋅</m:t>
+            </m:r>
+          </m:e>
+        </m:d>
         <m:sSub>
           <m:e>
-            <m:d>
-              <m:dPr>
-                <m:begChr m:val="⟨"/>
-                <m:sepChr m:val=""/>
-                <m:endChr m:val="⟩"/>
-                <m:grow/>
-              </m:dPr>
-              <m:e>
-                <m:r>
-                  <m:rPr>
-                    <m:sty m:val="p"/>
-                  </m:rPr>
-                  <m:t>⋅</m:t>
-                </m:r>
-                <m:r>
-                  <m:rPr>
-                    <m:sty m:val="p"/>
-                  </m:rPr>
-                  <m:t>,</m:t>
-                </m:r>
-                <m:r>
-                  <m:rPr>
-                    <m:sty m:val="p"/>
-                  </m:rPr>
-                  <m:t>⋅</m:t>
-                </m:r>
-              </m:e>
-            </m:d>
+            <m:r>
+              <m:t>​</m:t>
+            </m:r>
           </m:e>
           <m:sub>
             <m:acc>
@@ -23022,6 +23220,9 @@
           </m:rPr>
           <m:t>,</m:t>
         </m:r>
+        <m:r>
+          <m:t>​</m:t>
+        </m:r>
         <m:d>
           <m:dPr>
             <m:begChr m:val="⟨"/>
@@ -23050,6 +23251,9 @@
             </m:r>
           </m:e>
         </m:d>
+        <m:r>
+          <m:t>​</m:t>
+        </m:r>
         <m:r>
           <m:rPr>
             <m:sty m:val="p"/>
@@ -23135,6 +23339,9 @@
           </m:radPr>
           <m:deg/>
           <m:e>
+            <m:r>
+              <m:t>​</m:t>
+            </m:r>
             <m:d>
               <m:dPr>
                 <m:begChr m:val="⟨"/>
@@ -23171,6 +23378,9 @@
                 </m:acc>
               </m:e>
             </m:d>
+            <m:r>
+              <m:t>​</m:t>
+            </m:r>
           </m:e>
         </m:rad>
       </m:oMath>
@@ -36013,6 +36223,9 @@
           </m:rPr>
           <m:t>=</m:t>
         </m:r>
+        <m:r>
+          <m:t>​</m:t>
+        </m:r>
         <m:d>
           <m:dPr>
             <m:begChr m:val="⟨"/>
@@ -36049,6 +36262,9 @@
             </m:acc>
           </m:e>
         </m:d>
+        <m:r>
+          <m:t>​</m:t>
+        </m:r>
       </m:oMath>
       <w:r>
         <w:t xml:space="preserve">.</w:t>
@@ -36393,6 +36609,9 @@
         <w:t xml:space="preserve"> </w:t>
       </w:r>
       <m:oMath>
+        <m:r>
+          <m:t>​</m:t>
+        </m:r>
         <m:d>
           <m:dPr>
             <m:begChr m:val="⟨"/>
@@ -36421,6 +36640,9 @@
             </m:r>
           </m:e>
         </m:d>
+        <m:r>
+          <m:t>​</m:t>
+        </m:r>
       </m:oMath>
       <w:r>
         <w:t xml:space="preserve"> </w:t>
@@ -36552,6 +36774,9 @@
               <m:type m:val="bar"/>
             </m:fPr>
             <m:num>
+              <m:r>
+                <m:t>​</m:t>
+              </m:r>
               <m:d>
                 <m:dPr>
                   <m:begChr m:val="⟨"/>
@@ -36588,6 +36813,9 @@
                   </m:acc>
                 </m:e>
               </m:d>
+              <m:r>
+                <m:t>​</m:t>
+              </m:r>
             </m:num>
             <m:den>
               <m:r>
@@ -36869,6 +37097,9 @@
             </m:rPr>
             <m:t>=</m:t>
           </m:r>
+          <m:r>
+            <m:t>​</m:t>
+          </m:r>
           <m:d>
             <m:dPr>
               <m:begChr m:val="⟨"/>
@@ -36905,6 +37136,9 @@
               </m:acc>
             </m:e>
           </m:d>
+          <m:r>
+            <m:t>​</m:t>
+          </m:r>
           <m:r>
             <m:rPr>
               <m:sty m:val="p"/>
@@ -37025,6 +37259,9 @@
               <m:type m:val="bar"/>
             </m:fPr>
             <m:num>
+              <m:r>
+                <m:t>​</m:t>
+              </m:r>
               <m:d>
                 <m:dPr>
                   <m:begChr m:val="⟨"/>
@@ -37061,6 +37298,9 @@
                   </m:acc>
                 </m:e>
               </m:d>
+              <m:r>
+                <m:t>​</m:t>
+              </m:r>
             </m:num>
             <m:den>
               <m:r>
@@ -37082,6 +37322,9 @@
               <m:sty m:val="p"/>
             </m:rPr>
             <m:t>=</m:t>
+          </m:r>
+          <m:r>
+            <m:t>​</m:t>
           </m:r>
           <m:d>
             <m:dPr>
@@ -37119,6 +37362,9 @@
               </m:acc>
             </m:e>
           </m:d>
+          <m:r>
+            <m:t>​</m:t>
+          </m:r>
           <m:r>
             <m:rPr>
               <m:sty m:val="p"/>
